--- a/Automated-Certificate-Creation/Automated-Certificate-Creation/wwwroot/Data/Template.docx
+++ b/Automated-Certificate-Creation/Automated-Certificate-Creation/wwwroot/Data/Template.docx
@@ -290,6 +290,7 @@
     </w:p>
     <w:p>
       <w:pPr>
+        <w:spacing w:after="0" w:line="360" w:lineRule="auto"/>
         <w:jc w:val="center"/>
         <w:rPr>
           <w:rFonts w:asciiTheme="majorBidi" w:hAnsiTheme="majorBidi" w:cstheme="majorBidi"/>
@@ -305,8 +306,10 @@
     <w:p>
       <w:pPr>
         <w:spacing w:after="0"/>
-        <w:rPr>
-          <w:rFonts w:asciiTheme="majorBidi" w:hAnsiTheme="majorBidi" w:cstheme="majorBidi"/>
+        <w:jc w:val="center"/>
+        <w:rPr>
+          <w:rFonts w:asciiTheme="majorBidi" w:hAnsiTheme="majorBidi" w:cstheme="majorBidi"/>
+          <w:noProof/>
         </w:rPr>
       </w:pPr>
       <w:r>
@@ -341,10 +344,113 @@
         </w:rPr>
         <w:fldChar w:fldCharType="end"/>
       </w:r>
-    </w:p>
-    <w:p>
-      <w:pPr>
-        <w:spacing w:after="0"/>
+      <w:r>
+        <w:rPr>
+          <w:rFonts w:asciiTheme="majorBidi" w:hAnsiTheme="majorBidi" w:cstheme="majorBidi"/>
+          <w:noProof/>
+        </w:rPr>
+        <w:t xml:space="preserve"> ,</w:t>
+      </w:r>
+    </w:p>
+    <w:p>
+      <w:pPr>
+        <w:jc w:val="center"/>
+        <w:rPr>
+          <w:rFonts w:asciiTheme="majorBidi" w:hAnsiTheme="majorBidi" w:cstheme="majorBidi"/>
+        </w:rPr>
+      </w:pPr>
+      <w:r>
+        <w:rPr>
+          <w:rFonts w:asciiTheme="majorBidi" w:hAnsiTheme="majorBidi" w:cstheme="majorBidi"/>
+        </w:rPr>
+        <w:t xml:space="preserve">with a grade of </w:t>
+      </w:r>
+      <w:r>
+        <w:rPr>
+          <w:rFonts w:asciiTheme="majorBidi" w:hAnsiTheme="majorBidi" w:cstheme="majorBidi"/>
+        </w:rPr>
+        <w:fldChar w:fldCharType="begin"/>
+      </w:r>
+      <w:r>
+        <w:rPr>
+          <w:rFonts w:asciiTheme="majorBidi" w:hAnsiTheme="majorBidi" w:cstheme="majorBidi"/>
+        </w:rPr>
+        <w:instrText xml:space="preserve"> MERGEFIELD  Grade  \* MERGEFORMAT </w:instrText>
+      </w:r>
+      <w:r>
+        <w:rPr>
+          <w:rFonts w:asciiTheme="majorBidi" w:hAnsiTheme="majorBidi" w:cstheme="majorBidi"/>
+        </w:rPr>
+        <w:fldChar w:fldCharType="separate"/>
+      </w:r>
+      <w:r>
+        <w:rPr>
+          <w:rFonts w:asciiTheme="majorBidi" w:hAnsiTheme="majorBidi" w:cstheme="majorBidi"/>
+          <w:noProof/>
+        </w:rPr>
+        <w:t>«Grade»</w:t>
+      </w:r>
+      <w:r>
+        <w:rPr>
+          <w:rFonts w:asciiTheme="majorBidi" w:hAnsiTheme="majorBidi" w:cstheme="majorBidi"/>
+          <w:noProof/>
+        </w:rPr>
+        <w:fldChar w:fldCharType="end"/>
+      </w:r>
+      <w:r>
+        <w:rPr>
+          <w:rFonts w:asciiTheme="majorBidi" w:hAnsiTheme="majorBidi" w:cstheme="majorBidi"/>
+        </w:rPr>
+        <w:t xml:space="preserve"> and </w:t>
+      </w:r>
+      <w:r>
+        <w:rPr>
+          <w:rFonts w:asciiTheme="majorBidi" w:hAnsiTheme="majorBidi" w:cstheme="majorBidi"/>
+        </w:rPr>
+        <w:t xml:space="preserve">a </w:t>
+      </w:r>
+      <w:r>
+        <w:rPr>
+          <w:rFonts w:asciiTheme="majorBidi" w:hAnsiTheme="majorBidi" w:cstheme="majorBidi"/>
+        </w:rPr>
+        <w:t xml:space="preserve">GPA of </w:t>
+      </w:r>
+      <w:r>
+        <w:rPr>
+          <w:rFonts w:asciiTheme="majorBidi" w:hAnsiTheme="majorBidi" w:cstheme="majorBidi"/>
+        </w:rPr>
+        <w:fldChar w:fldCharType="begin"/>
+      </w:r>
+      <w:r>
+        <w:rPr>
+          <w:rFonts w:asciiTheme="majorBidi" w:hAnsiTheme="majorBidi" w:cstheme="majorBidi"/>
+        </w:rPr>
+        <w:instrText xml:space="preserve"> MERGEFIELD  GPA  \* MERGEFORMAT </w:instrText>
+      </w:r>
+      <w:r>
+        <w:rPr>
+          <w:rFonts w:asciiTheme="majorBidi" w:hAnsiTheme="majorBidi" w:cstheme="majorBidi"/>
+        </w:rPr>
+        <w:fldChar w:fldCharType="separate"/>
+      </w:r>
+      <w:r>
+        <w:rPr>
+          <w:rFonts w:asciiTheme="majorBidi" w:hAnsiTheme="majorBidi" w:cstheme="majorBidi"/>
+          <w:noProof/>
+        </w:rPr>
+        <w:t>«GPA»</w:t>
+      </w:r>
+      <w:r>
+        <w:rPr>
+          <w:rFonts w:asciiTheme="majorBidi" w:hAnsiTheme="majorBidi" w:cstheme="majorBidi"/>
+          <w:noProof/>
+        </w:rPr>
+        <w:fldChar w:fldCharType="end"/>
+      </w:r>
+    </w:p>
+    <w:p>
+      <w:pPr>
+        <w:spacing w:after="0" w:line="276" w:lineRule="auto"/>
         <w:rPr>
           <w:rFonts w:asciiTheme="majorBidi" w:hAnsiTheme="majorBidi" w:cstheme="majorBidi"/>
         </w:rPr>
@@ -390,7 +496,7 @@
     </w:p>
     <w:p>
       <w:pPr>
-        <w:spacing w:after="0"/>
+        <w:spacing w:after="0" w:line="276" w:lineRule="auto"/>
         <w:rPr>
           <w:rFonts w:asciiTheme="majorBidi" w:hAnsiTheme="majorBidi" w:cstheme="majorBidi"/>
         </w:rPr>
@@ -436,16 +542,28 @@
     </w:p>
     <w:p>
       <w:pPr>
-        <w:jc w:val="center"/>
-        <w:rPr>
-          <w:rFonts w:asciiTheme="majorBidi" w:hAnsiTheme="majorBidi" w:cstheme="majorBidi"/>
-        </w:rPr>
-      </w:pPr>
-      <w:r>
-        <w:rPr>
-          <w:rFonts w:asciiTheme="majorBidi" w:hAnsiTheme="majorBidi" w:cstheme="majorBidi"/>
-        </w:rPr>
-        <w:t>with a grade of</w:t>
+        <w:spacing w:after="0" w:line="276" w:lineRule="auto"/>
+        <w:rPr>
+          <w:rFonts w:asciiTheme="majorBidi" w:hAnsiTheme="majorBidi" w:cstheme="majorBidi"/>
+        </w:rPr>
+      </w:pPr>
+      <w:r>
+        <w:rPr>
+          <w:rFonts w:asciiTheme="majorBidi" w:hAnsiTheme="majorBidi" w:cstheme="majorBidi"/>
+        </w:rPr>
+        <w:t>Completion Status</w:t>
+      </w:r>
+      <w:r>
+        <w:rPr>
+          <w:rFonts w:asciiTheme="majorBidi" w:hAnsiTheme="majorBidi" w:cstheme="majorBidi"/>
+        </w:rPr>
+        <w:tab/>
+      </w:r>
+      <w:r>
+        <w:rPr>
+          <w:rFonts w:asciiTheme="majorBidi" w:hAnsiTheme="majorBidi" w:cstheme="majorBidi"/>
+        </w:rPr>
+        <w:t>:</w:t>
       </w:r>
       <w:r>
         <w:rPr>
@@ -463,7 +581,7 @@
         <w:rPr>
           <w:rFonts w:asciiTheme="majorBidi" w:hAnsiTheme="majorBidi" w:cstheme="majorBidi"/>
         </w:rPr>
-        <w:instrText xml:space="preserve"> MERGEFIELD  Grade  \* MERGEFORMAT </w:instrText>
+        <w:instrText xml:space="preserve"> MERGEFIELD  CompletionStatus  \* MERGEFORMAT </w:instrText>
       </w:r>
       <w:r>
         <w:rPr>
@@ -476,7 +594,7 @@
           <w:rFonts w:asciiTheme="majorBidi" w:hAnsiTheme="majorBidi" w:cstheme="majorBidi"/>
           <w:noProof/>
         </w:rPr>
-        <w:t>«Grade»</w:t>
+        <w:t>«CompletionStatus»</w:t>
       </w:r>
       <w:r>
         <w:rPr>
@@ -485,11 +603,179 @@
         </w:rPr>
         <w:fldChar w:fldCharType="end"/>
       </w:r>
-      <w:r>
-        <w:rPr>
-          <w:rFonts w:asciiTheme="majorBidi" w:hAnsiTheme="majorBidi" w:cstheme="majorBidi"/>
-        </w:rPr>
-        <w:t xml:space="preserve"> and GPA of</w:t>
+    </w:p>
+    <w:p>
+      <w:pPr>
+        <w:spacing w:after="0" w:line="276" w:lineRule="auto"/>
+        <w:rPr>
+          <w:rFonts w:asciiTheme="majorBidi" w:hAnsiTheme="majorBidi" w:cstheme="majorBidi"/>
+        </w:rPr>
+      </w:pPr>
+      <w:r>
+        <w:rPr>
+          <w:rFonts w:asciiTheme="majorBidi" w:hAnsiTheme="majorBidi" w:cstheme="majorBidi"/>
+        </w:rPr>
+        <w:t>Enrollment Date</w:t>
+      </w:r>
+      <w:r>
+        <w:rPr>
+          <w:rFonts w:asciiTheme="majorBidi" w:hAnsiTheme="majorBidi" w:cstheme="majorBidi"/>
+        </w:rPr>
+        <w:tab/>
+      </w:r>
+      <w:r>
+        <w:rPr>
+          <w:rFonts w:asciiTheme="majorBidi" w:hAnsiTheme="majorBidi" w:cstheme="majorBidi"/>
+        </w:rPr>
+        <w:t xml:space="preserve">: </w:t>
+      </w:r>
+      <w:r>
+        <w:rPr>
+          <w:rFonts w:asciiTheme="majorBidi" w:hAnsiTheme="majorBidi" w:cstheme="majorBidi"/>
+        </w:rPr>
+        <w:fldChar w:fldCharType="begin"/>
+      </w:r>
+      <w:r>
+        <w:rPr>
+          <w:rFonts w:asciiTheme="majorBidi" w:hAnsiTheme="majorBidi" w:cstheme="majorBidi"/>
+        </w:rPr>
+        <w:instrText xml:space="preserve"> MERGEFIELD  EnrollmentDate  \* MERGEFORMAT </w:instrText>
+      </w:r>
+      <w:r>
+        <w:rPr>
+          <w:rFonts w:asciiTheme="majorBidi" w:hAnsiTheme="majorBidi" w:cstheme="majorBidi"/>
+        </w:rPr>
+        <w:fldChar w:fldCharType="separate"/>
+      </w:r>
+      <w:r>
+        <w:rPr>
+          <w:rFonts w:asciiTheme="majorBidi" w:hAnsiTheme="majorBidi" w:cstheme="majorBidi"/>
+          <w:noProof/>
+        </w:rPr>
+        <w:t>«EnrollmentDate»</w:t>
+      </w:r>
+      <w:r>
+        <w:rPr>
+          <w:rFonts w:asciiTheme="majorBidi" w:hAnsiTheme="majorBidi" w:cstheme="majorBidi"/>
+          <w:noProof/>
+        </w:rPr>
+        <w:fldChar w:fldCharType="end"/>
+      </w:r>
+    </w:p>
+    <w:p>
+      <w:pPr>
+        <w:spacing w:after="0" w:line="276" w:lineRule="auto"/>
+        <w:rPr>
+          <w:rFonts w:asciiTheme="majorBidi" w:hAnsiTheme="majorBidi" w:cstheme="majorBidi"/>
+        </w:rPr>
+      </w:pPr>
+      <w:r>
+        <w:rPr>
+          <w:rFonts w:asciiTheme="majorBidi" w:hAnsiTheme="majorBidi" w:cstheme="majorBidi"/>
+        </w:rPr>
+        <w:t>Completion Date</w:t>
+      </w:r>
+      <w:r>
+        <w:rPr>
+          <w:rFonts w:asciiTheme="majorBidi" w:hAnsiTheme="majorBidi" w:cstheme="majorBidi"/>
+        </w:rPr>
+        <w:tab/>
+      </w:r>
+      <w:r>
+        <w:rPr>
+          <w:rFonts w:asciiTheme="majorBidi" w:hAnsiTheme="majorBidi" w:cstheme="majorBidi"/>
+        </w:rPr>
+        <w:t xml:space="preserve">: </w:t>
+      </w:r>
+      <w:r>
+        <w:rPr>
+          <w:rFonts w:asciiTheme="majorBidi" w:hAnsiTheme="majorBidi" w:cstheme="majorBidi"/>
+        </w:rPr>
+        <w:fldChar w:fldCharType="begin"/>
+      </w:r>
+      <w:r>
+        <w:rPr>
+          <w:rFonts w:asciiTheme="majorBidi" w:hAnsiTheme="majorBidi" w:cstheme="majorBidi"/>
+        </w:rPr>
+        <w:instrText xml:space="preserve"> MERGEFIELD  CompletionDate  \* MERGEFORMAT </w:instrText>
+      </w:r>
+      <w:r>
+        <w:rPr>
+          <w:rFonts w:asciiTheme="majorBidi" w:hAnsiTheme="majorBidi" w:cstheme="majorBidi"/>
+        </w:rPr>
+        <w:fldChar w:fldCharType="separate"/>
+      </w:r>
+      <w:r>
+        <w:rPr>
+          <w:rFonts w:asciiTheme="majorBidi" w:hAnsiTheme="majorBidi" w:cstheme="majorBidi"/>
+          <w:noProof/>
+        </w:rPr>
+        <w:t>«CompletionDate»</w:t>
+      </w:r>
+      <w:r>
+        <w:rPr>
+          <w:rFonts w:asciiTheme="majorBidi" w:hAnsiTheme="majorBidi" w:cstheme="majorBidi"/>
+          <w:noProof/>
+        </w:rPr>
+        <w:fldChar w:fldCharType="end"/>
+      </w:r>
+    </w:p>
+    <w:p>
+      <w:pPr>
+        <w:spacing w:after="0" w:line="276" w:lineRule="auto"/>
+        <w:rPr>
+          <w:rFonts w:asciiTheme="majorBidi" w:hAnsiTheme="majorBidi" w:cstheme="majorBidi"/>
+        </w:rPr>
+      </w:pPr>
+      <w:r>
+        <w:rPr>
+          <w:rFonts w:asciiTheme="majorBidi" w:hAnsiTheme="majorBidi" w:cstheme="majorBidi"/>
+        </w:rPr>
+        <w:t>Course Duration</w:t>
+      </w:r>
+      <w:r>
+        <w:rPr>
+          <w:rFonts w:asciiTheme="majorBidi" w:hAnsiTheme="majorBidi" w:cstheme="majorBidi"/>
+        </w:rPr>
+        <w:tab/>
+      </w:r>
+      <w:r>
+        <w:rPr>
+          <w:rFonts w:asciiTheme="majorBidi" w:hAnsiTheme="majorBidi" w:cstheme="majorBidi"/>
+        </w:rPr>
+        <w:t xml:space="preserve">: </w:t>
+      </w:r>
+      <w:r>
+        <w:rPr>
+          <w:rFonts w:asciiTheme="majorBidi" w:hAnsiTheme="majorBidi" w:cstheme="majorBidi"/>
+        </w:rPr>
+        <w:fldChar w:fldCharType="begin"/>
+      </w:r>
+      <w:r>
+        <w:rPr>
+          <w:rFonts w:asciiTheme="majorBidi" w:hAnsiTheme="majorBidi" w:cstheme="majorBidi"/>
+        </w:rPr>
+        <w:instrText xml:space="preserve"> MERGEFIELD  CourseDuration  \* MERGEFORMAT </w:instrText>
+      </w:r>
+      <w:r>
+        <w:rPr>
+          <w:rFonts w:asciiTheme="majorBidi" w:hAnsiTheme="majorBidi" w:cstheme="majorBidi"/>
+        </w:rPr>
+        <w:fldChar w:fldCharType="separate"/>
+      </w:r>
+      <w:r>
+        <w:rPr>
+          <w:rFonts w:asciiTheme="majorBidi" w:hAnsiTheme="majorBidi" w:cstheme="majorBidi"/>
+          <w:noProof/>
+        </w:rPr>
+        <w:t>«CourseDuration»</w:t>
+      </w:r>
+      <w:r>
+        <w:rPr>
+          <w:rFonts w:asciiTheme="majorBidi" w:hAnsiTheme="majorBidi" w:cstheme="majorBidi"/>
+          <w:noProof/>
+        </w:rPr>
+        <w:fldChar w:fldCharType="end"/>
       </w:r>
       <w:r>
         <w:rPr>
@@ -501,13 +787,51 @@
         <w:rPr>
           <w:rFonts w:asciiTheme="majorBidi" w:hAnsiTheme="majorBidi" w:cstheme="majorBidi"/>
         </w:rPr>
+        <w:t>hours</w:t>
+      </w:r>
+    </w:p>
+    <w:p>
+      <w:pPr>
+        <w:spacing w:after="0" w:line="276" w:lineRule="auto"/>
+        <w:rPr>
+          <w:rFonts w:asciiTheme="majorBidi" w:hAnsiTheme="majorBidi" w:cstheme="majorBidi"/>
+        </w:rPr>
+      </w:pPr>
+      <w:r>
+        <w:rPr>
+          <w:rFonts w:asciiTheme="majorBidi" w:hAnsiTheme="majorBidi" w:cstheme="majorBidi"/>
+        </w:rPr>
+        <w:t>Certificate ID</w:t>
+      </w:r>
+      <w:r>
+        <w:rPr>
+          <w:rFonts w:asciiTheme="majorBidi" w:hAnsiTheme="majorBidi" w:cstheme="majorBidi"/>
+        </w:rPr>
+        <w:tab/>
+      </w:r>
+      <w:r>
+        <w:rPr>
+          <w:rFonts w:asciiTheme="majorBidi" w:hAnsiTheme="majorBidi" w:cstheme="majorBidi"/>
+        </w:rPr>
+        <w:tab/>
+      </w:r>
+      <w:r>
+        <w:rPr>
+          <w:rFonts w:asciiTheme="majorBidi" w:hAnsiTheme="majorBidi" w:cstheme="majorBidi"/>
+        </w:rPr>
+        <w:t xml:space="preserve">: </w:t>
+      </w:r>
+      <w:r>
+        <w:rPr>
+          <w:rFonts w:asciiTheme="majorBidi" w:hAnsiTheme="majorBidi" w:cstheme="majorBidi"/>
+        </w:rPr>
         <w:fldChar w:fldCharType="begin"/>
       </w:r>
       <w:r>
         <w:rPr>
           <w:rFonts w:asciiTheme="majorBidi" w:hAnsiTheme="majorBidi" w:cstheme="majorBidi"/>
         </w:rPr>
-        <w:instrText xml:space="preserve"> MERGEFIELD  GPA  \* MERGEFORMAT </w:instrText>
+        <w:instrText xml:space="preserve"> MERGEFIELD  CertificateID  \* MERGEFORMAT </w:instrText>
       </w:r>
       <w:r>
         <w:rPr>
@@ -520,7 +844,7 @@
           <w:rFonts w:asciiTheme="majorBidi" w:hAnsiTheme="majorBidi" w:cstheme="majorBidi"/>
           <w:noProof/>
         </w:rPr>
-        <w:t>«GPA»</w:t>
+        <w:t>«CertificateID»</w:t>
       </w:r>
       <w:r>
         <w:rPr>
@@ -529,25 +853,19 @@
         </w:rPr>
         <w:fldChar w:fldCharType="end"/>
       </w:r>
-      <w:r>
-        <w:rPr>
-          <w:rFonts w:asciiTheme="majorBidi" w:hAnsiTheme="majorBidi" w:cstheme="majorBidi"/>
-        </w:rPr>
-        <w:t xml:space="preserve"> </w:t>
-      </w:r>
-    </w:p>
-    <w:p>
-      <w:pPr>
-        <w:spacing w:after="0"/>
-        <w:rPr>
-          <w:rFonts w:asciiTheme="majorBidi" w:hAnsiTheme="majorBidi" w:cstheme="majorBidi"/>
-        </w:rPr>
-      </w:pPr>
-      <w:r>
-        <w:rPr>
-          <w:rFonts w:asciiTheme="majorBidi" w:hAnsiTheme="majorBidi" w:cstheme="majorBidi"/>
-        </w:rPr>
-        <w:t>Completion Status</w:t>
+    </w:p>
+    <w:p>
+      <w:pPr>
+        <w:spacing w:after="0" w:line="276" w:lineRule="auto"/>
+        <w:rPr>
+          <w:rFonts w:asciiTheme="majorBidi" w:hAnsiTheme="majorBidi" w:cstheme="majorBidi"/>
+        </w:rPr>
+      </w:pPr>
+      <w:r>
+        <w:rPr>
+          <w:rFonts w:asciiTheme="majorBidi" w:hAnsiTheme="majorBidi" w:cstheme="majorBidi"/>
+        </w:rPr>
+        <w:t>Issue Date</w:t>
       </w:r>
       <w:r>
         <w:rPr>
@@ -559,13 +877,13 @@
         <w:rPr>
           <w:rFonts w:asciiTheme="majorBidi" w:hAnsiTheme="majorBidi" w:cstheme="majorBidi"/>
         </w:rPr>
-        <w:t>:</w:t>
-      </w:r>
-      <w:r>
-        <w:rPr>
-          <w:rFonts w:asciiTheme="majorBidi" w:hAnsiTheme="majorBidi" w:cstheme="majorBidi"/>
-        </w:rPr>
-        <w:t xml:space="preserve"> </w:t>
+        <w:tab/>
+      </w:r>
+      <w:r>
+        <w:rPr>
+          <w:rFonts w:asciiTheme="majorBidi" w:hAnsiTheme="majorBidi" w:cstheme="majorBidi"/>
+        </w:rPr>
+        <w:t xml:space="preserve">: </w:t>
       </w:r>
       <w:r>
         <w:rPr>
@@ -577,7 +895,7 @@
         <w:rPr>
           <w:rFonts w:asciiTheme="majorBidi" w:hAnsiTheme="majorBidi" w:cstheme="majorBidi"/>
         </w:rPr>
-        <w:instrText xml:space="preserve"> MERGEFIELD  CompletionStatus  \* MERGEFORMAT </w:instrText>
+        <w:instrText xml:space="preserve"> MERGEFIELD  IssueDate  \* MERGEFORMAT </w:instrText>
       </w:r>
       <w:r>
         <w:rPr>
@@ -590,7 +908,7 @@
           <w:rFonts w:asciiTheme="majorBidi" w:hAnsiTheme="majorBidi" w:cstheme="majorBidi"/>
           <w:noProof/>
         </w:rPr>
-        <w:t>«CompletionStatus»</w:t>
+        <w:t>«IssueDate»</w:t>
       </w:r>
       <w:r>
         <w:rPr>
@@ -602,321 +920,7 @@
     </w:p>
     <w:p>
       <w:pPr>
-        <w:spacing w:after="0"/>
-        <w:rPr>
-          <w:rFonts w:asciiTheme="majorBidi" w:hAnsiTheme="majorBidi" w:cstheme="majorBidi"/>
-        </w:rPr>
-      </w:pPr>
-      <w:r>
-        <w:rPr>
-          <w:rFonts w:asciiTheme="majorBidi" w:hAnsiTheme="majorBidi" w:cstheme="majorBidi"/>
-        </w:rPr>
-        <w:t>Enrollment Date</w:t>
-      </w:r>
-      <w:r>
-        <w:rPr>
-          <w:rFonts w:asciiTheme="majorBidi" w:hAnsiTheme="majorBidi" w:cstheme="majorBidi"/>
-        </w:rPr>
-        <w:tab/>
-      </w:r>
-      <w:r>
-        <w:rPr>
-          <w:rFonts w:asciiTheme="majorBidi" w:hAnsiTheme="majorBidi" w:cstheme="majorBidi"/>
-        </w:rPr>
-        <w:t xml:space="preserve">: </w:t>
-      </w:r>
-      <w:r>
-        <w:rPr>
-          <w:rFonts w:asciiTheme="majorBidi" w:hAnsiTheme="majorBidi" w:cstheme="majorBidi"/>
-        </w:rPr>
-        <w:fldChar w:fldCharType="begin"/>
-      </w:r>
-      <w:r>
-        <w:rPr>
-          <w:rFonts w:asciiTheme="majorBidi" w:hAnsiTheme="majorBidi" w:cstheme="majorBidi"/>
-        </w:rPr>
-        <w:instrText xml:space="preserve"> MERGEFIELD  EnrollmentDate  \* MERGEFORMAT </w:instrText>
-      </w:r>
-      <w:r>
-        <w:rPr>
-          <w:rFonts w:asciiTheme="majorBidi" w:hAnsiTheme="majorBidi" w:cstheme="majorBidi"/>
-        </w:rPr>
-        <w:fldChar w:fldCharType="separate"/>
-      </w:r>
-      <w:r>
-        <w:rPr>
-          <w:rFonts w:asciiTheme="majorBidi" w:hAnsiTheme="majorBidi" w:cstheme="majorBidi"/>
-          <w:noProof/>
-        </w:rPr>
-        <w:t>«EnrollmentDate»</w:t>
-      </w:r>
-      <w:r>
-        <w:rPr>
-          <w:rFonts w:asciiTheme="majorBidi" w:hAnsiTheme="majorBidi" w:cstheme="majorBidi"/>
-          <w:noProof/>
-        </w:rPr>
-        <w:fldChar w:fldCharType="end"/>
-      </w:r>
-    </w:p>
-    <w:p>
-      <w:pPr>
-        <w:spacing w:after="0"/>
-        <w:rPr>
-          <w:rFonts w:asciiTheme="majorBidi" w:hAnsiTheme="majorBidi" w:cstheme="majorBidi"/>
-        </w:rPr>
-      </w:pPr>
-      <w:r>
-        <w:rPr>
-          <w:rFonts w:asciiTheme="majorBidi" w:hAnsiTheme="majorBidi" w:cstheme="majorBidi"/>
-        </w:rPr>
-        <w:t>Completion Date</w:t>
-      </w:r>
-      <w:r>
-        <w:rPr>
-          <w:rFonts w:asciiTheme="majorBidi" w:hAnsiTheme="majorBidi" w:cstheme="majorBidi"/>
-        </w:rPr>
-        <w:tab/>
-      </w:r>
-      <w:r>
-        <w:rPr>
-          <w:rFonts w:asciiTheme="majorBidi" w:hAnsiTheme="majorBidi" w:cstheme="majorBidi"/>
-        </w:rPr>
-        <w:t xml:space="preserve">: </w:t>
-      </w:r>
-      <w:r>
-        <w:rPr>
-          <w:rFonts w:asciiTheme="majorBidi" w:hAnsiTheme="majorBidi" w:cstheme="majorBidi"/>
-        </w:rPr>
-        <w:fldChar w:fldCharType="begin"/>
-      </w:r>
-      <w:r>
-        <w:rPr>
-          <w:rFonts w:asciiTheme="majorBidi" w:hAnsiTheme="majorBidi" w:cstheme="majorBidi"/>
-        </w:rPr>
-        <w:instrText xml:space="preserve"> MERGEFIELD  CompletionDate  \* MERGEFORMAT </w:instrText>
-      </w:r>
-      <w:r>
-        <w:rPr>
-          <w:rFonts w:asciiTheme="majorBidi" w:hAnsiTheme="majorBidi" w:cstheme="majorBidi"/>
-        </w:rPr>
-        <w:fldChar w:fldCharType="separate"/>
-      </w:r>
-      <w:r>
-        <w:rPr>
-          <w:rFonts w:asciiTheme="majorBidi" w:hAnsiTheme="majorBidi" w:cstheme="majorBidi"/>
-          <w:noProof/>
-        </w:rPr>
-        <w:t>«CompletionDate»</w:t>
-      </w:r>
-      <w:r>
-        <w:rPr>
-          <w:rFonts w:asciiTheme="majorBidi" w:hAnsiTheme="majorBidi" w:cstheme="majorBidi"/>
-          <w:noProof/>
-        </w:rPr>
-        <w:fldChar w:fldCharType="end"/>
-      </w:r>
-    </w:p>
-    <w:p>
-      <w:pPr>
         <w:spacing w:after="0" w:line="276" w:lineRule="auto"/>
-        <w:rPr>
-          <w:rFonts w:asciiTheme="majorBidi" w:hAnsiTheme="majorBidi" w:cstheme="majorBidi"/>
-        </w:rPr>
-      </w:pPr>
-      <w:r>
-        <w:rPr>
-          <w:rFonts w:asciiTheme="majorBidi" w:hAnsiTheme="majorBidi" w:cstheme="majorBidi"/>
-        </w:rPr>
-        <w:t>Course Duration</w:t>
-      </w:r>
-      <w:r>
-        <w:rPr>
-          <w:rFonts w:asciiTheme="majorBidi" w:hAnsiTheme="majorBidi" w:cstheme="majorBidi"/>
-        </w:rPr>
-        <w:tab/>
-      </w:r>
-      <w:r>
-        <w:rPr>
-          <w:rFonts w:asciiTheme="majorBidi" w:hAnsiTheme="majorBidi" w:cstheme="majorBidi"/>
-        </w:rPr>
-        <w:t xml:space="preserve">: </w:t>
-      </w:r>
-      <w:r>
-        <w:rPr>
-          <w:rFonts w:asciiTheme="majorBidi" w:hAnsiTheme="majorBidi" w:cstheme="majorBidi"/>
-        </w:rPr>
-        <w:fldChar w:fldCharType="begin"/>
-      </w:r>
-      <w:r>
-        <w:rPr>
-          <w:rFonts w:asciiTheme="majorBidi" w:hAnsiTheme="majorBidi" w:cstheme="majorBidi"/>
-        </w:rPr>
-        <w:instrText xml:space="preserve"> MERGEFIELD  CourseDuration  \* MERGEFORMAT </w:instrText>
-      </w:r>
-      <w:r>
-        <w:rPr>
-          <w:rFonts w:asciiTheme="majorBidi" w:hAnsiTheme="majorBidi" w:cstheme="majorBidi"/>
-        </w:rPr>
-        <w:fldChar w:fldCharType="separate"/>
-      </w:r>
-      <w:r>
-        <w:rPr>
-          <w:rFonts w:asciiTheme="majorBidi" w:hAnsiTheme="majorBidi" w:cstheme="majorBidi"/>
-          <w:noProof/>
-        </w:rPr>
-        <w:t>«CourseDuration»</w:t>
-      </w:r>
-      <w:r>
-        <w:rPr>
-          <w:rFonts w:asciiTheme="majorBidi" w:hAnsiTheme="majorBidi" w:cstheme="majorBidi"/>
-          <w:noProof/>
-        </w:rPr>
-        <w:fldChar w:fldCharType="end"/>
-      </w:r>
-      <w:r>
-        <w:rPr>
-          <w:rFonts w:asciiTheme="majorBidi" w:hAnsiTheme="majorBidi" w:cstheme="majorBidi"/>
-        </w:rPr>
-        <w:t xml:space="preserve"> </w:t>
-      </w:r>
-      <w:r>
-        <w:rPr>
-          <w:rFonts w:asciiTheme="majorBidi" w:hAnsiTheme="majorBidi" w:cstheme="majorBidi"/>
-        </w:rPr>
-        <w:t>hours</w:t>
-      </w:r>
-    </w:p>
-    <w:p>
-      <w:pPr>
-        <w:spacing w:after="0"/>
-        <w:rPr>
-          <w:rFonts w:asciiTheme="majorBidi" w:hAnsiTheme="majorBidi" w:cstheme="majorBidi"/>
-        </w:rPr>
-      </w:pPr>
-      <w:r>
-        <w:rPr>
-          <w:rFonts w:asciiTheme="majorBidi" w:hAnsiTheme="majorBidi" w:cstheme="majorBidi"/>
-        </w:rPr>
-        <w:t>Certificate ID</w:t>
-      </w:r>
-      <w:r>
-        <w:rPr>
-          <w:rFonts w:asciiTheme="majorBidi" w:hAnsiTheme="majorBidi" w:cstheme="majorBidi"/>
-        </w:rPr>
-        <w:tab/>
-      </w:r>
-      <w:r>
-        <w:rPr>
-          <w:rFonts w:asciiTheme="majorBidi" w:hAnsiTheme="majorBidi" w:cstheme="majorBidi"/>
-        </w:rPr>
-        <w:tab/>
-      </w:r>
-      <w:r>
-        <w:rPr>
-          <w:rFonts w:asciiTheme="majorBidi" w:hAnsiTheme="majorBidi" w:cstheme="majorBidi"/>
-        </w:rPr>
-        <w:t xml:space="preserve">: </w:t>
-      </w:r>
-      <w:r>
-        <w:rPr>
-          <w:rFonts w:asciiTheme="majorBidi" w:hAnsiTheme="majorBidi" w:cstheme="majorBidi"/>
-        </w:rPr>
-        <w:fldChar w:fldCharType="begin"/>
-      </w:r>
-      <w:r>
-        <w:rPr>
-          <w:rFonts w:asciiTheme="majorBidi" w:hAnsiTheme="majorBidi" w:cstheme="majorBidi"/>
-        </w:rPr>
-        <w:instrText xml:space="preserve"> MERGEFIELD  CertificateID  \* MERGEFORMAT </w:instrText>
-      </w:r>
-      <w:r>
-        <w:rPr>
-          <w:rFonts w:asciiTheme="majorBidi" w:hAnsiTheme="majorBidi" w:cstheme="majorBidi"/>
-        </w:rPr>
-        <w:fldChar w:fldCharType="separate"/>
-      </w:r>
-      <w:r>
-        <w:rPr>
-          <w:rFonts w:asciiTheme="majorBidi" w:hAnsiTheme="majorBidi" w:cstheme="majorBidi"/>
-          <w:noProof/>
-        </w:rPr>
-        <w:t>«CertificateID»</w:t>
-      </w:r>
-      <w:r>
-        <w:rPr>
-          <w:rFonts w:asciiTheme="majorBidi" w:hAnsiTheme="majorBidi" w:cstheme="majorBidi"/>
-          <w:noProof/>
-        </w:rPr>
-        <w:fldChar w:fldCharType="end"/>
-      </w:r>
-    </w:p>
-    <w:p>
-      <w:pPr>
-        <w:spacing w:after="0"/>
-        <w:rPr>
-          <w:rFonts w:asciiTheme="majorBidi" w:hAnsiTheme="majorBidi" w:cstheme="majorBidi"/>
-        </w:rPr>
-      </w:pPr>
-      <w:r>
-        <w:rPr>
-          <w:rFonts w:asciiTheme="majorBidi" w:hAnsiTheme="majorBidi" w:cstheme="majorBidi"/>
-        </w:rPr>
-        <w:t>Issue Date</w:t>
-      </w:r>
-      <w:r>
-        <w:rPr>
-          <w:rFonts w:asciiTheme="majorBidi" w:hAnsiTheme="majorBidi" w:cstheme="majorBidi"/>
-        </w:rPr>
-        <w:tab/>
-      </w:r>
-      <w:r>
-        <w:rPr>
-          <w:rFonts w:asciiTheme="majorBidi" w:hAnsiTheme="majorBidi" w:cstheme="majorBidi"/>
-        </w:rPr>
-        <w:tab/>
-      </w:r>
-      <w:r>
-        <w:rPr>
-          <w:rFonts w:asciiTheme="majorBidi" w:hAnsiTheme="majorBidi" w:cstheme="majorBidi"/>
-        </w:rPr>
-        <w:t xml:space="preserve">: </w:t>
-      </w:r>
-      <w:r>
-        <w:rPr>
-          <w:rFonts w:asciiTheme="majorBidi" w:hAnsiTheme="majorBidi" w:cstheme="majorBidi"/>
-        </w:rPr>
-        <w:fldChar w:fldCharType="begin"/>
-      </w:r>
-      <w:r>
-        <w:rPr>
-          <w:rFonts w:asciiTheme="majorBidi" w:hAnsiTheme="majorBidi" w:cstheme="majorBidi"/>
-        </w:rPr>
-        <w:instrText xml:space="preserve"> MERGEFIELD  IssueDate  \* MERGEFORMAT </w:instrText>
-      </w:r>
-      <w:r>
-        <w:rPr>
-          <w:rFonts w:asciiTheme="majorBidi" w:hAnsiTheme="majorBidi" w:cstheme="majorBidi"/>
-        </w:rPr>
-        <w:fldChar w:fldCharType="separate"/>
-      </w:r>
-      <w:r>
-        <w:rPr>
-          <w:rFonts w:asciiTheme="majorBidi" w:hAnsiTheme="majorBidi" w:cstheme="majorBidi"/>
-          <w:noProof/>
-        </w:rPr>
-        <w:t>«IssueDate»</w:t>
-      </w:r>
-      <w:r>
-        <w:rPr>
-          <w:rFonts w:asciiTheme="majorBidi" w:hAnsiTheme="majorBidi" w:cstheme="majorBidi"/>
-          <w:noProof/>
-        </w:rPr>
-        <w:fldChar w:fldCharType="end"/>
-      </w:r>
-    </w:p>
-    <w:p>
-      <w:pPr>
-        <w:spacing w:after="0"/>
         <w:rPr>
           <w:rFonts w:asciiTheme="majorBidi" w:hAnsiTheme="majorBidi" w:cstheme="majorBidi"/>
         </w:rPr>
@@ -1058,7 +1062,7 @@
     </w:p>
     <w:p>
       <w:pPr>
-        <w:spacing w:after="0" w:line="600" w:lineRule="auto"/>
+        <w:spacing w:after="0" w:line="276" w:lineRule="auto"/>
         <w:rPr>
           <w:rFonts w:asciiTheme="majorBidi" w:hAnsiTheme="majorBidi" w:cstheme="majorBidi"/>
         </w:rPr>
@@ -1340,169 +1344,78 @@
         <w:t>In recognition of successful completion of all course requirements.</w:t>
       </w:r>
     </w:p>
-    <w:tbl>
-      <w:tblPr>
-        <w:tblStyle w:val="TableGrid"/>
-        <w:tblW w:w="9715" w:type="dxa"/>
-        <w:tblBorders>
-          <w:top w:val="none" w:sz="0" w:space="0" w:color="auto"/>
-          <w:left w:val="none" w:sz="0" w:space="0" w:color="auto"/>
-          <w:bottom w:val="none" w:sz="0" w:space="0" w:color="auto"/>
-          <w:right w:val="none" w:sz="0" w:space="0" w:color="auto"/>
-          <w:insideH w:val="none" w:sz="0" w:space="0" w:color="auto"/>
-          <w:insideV w:val="none" w:sz="0" w:space="0" w:color="auto"/>
-        </w:tblBorders>
-        <w:tblLook w:val="04A0" w:firstRow="1" w:lastRow="0" w:firstColumn="1" w:lastColumn="0" w:noHBand="0" w:noVBand="1"/>
-      </w:tblPr>
-      <w:tblGrid>
-        <w:gridCol w:w="4675"/>
-        <w:gridCol w:w="5040"/>
-      </w:tblGrid>
-      <w:tr>
-        <w:tc>
-          <w:tcPr>
-            <w:tcW w:w="4675" w:type="dxa"/>
-          </w:tcPr>
-          <w:p>
-            <w:pPr>
-              <w:rPr>
-                <w:rFonts w:asciiTheme="majorBidi" w:hAnsiTheme="majorBidi" w:cstheme="majorBidi"/>
-              </w:rPr>
-            </w:pPr>
-            <w:r>
-              <w:rPr>
-                <w:rFonts w:asciiTheme="majorBidi" w:hAnsiTheme="majorBidi" w:cstheme="majorBidi"/>
-              </w:rPr>
-              <w:t>InstructorSignature:</w:t>
-            </w:r>
-          </w:p>
-        </w:tc>
-        <w:tc>
-          <w:tcPr>
-            <w:tcW w:w="5040" w:type="dxa"/>
-          </w:tcPr>
-          <w:p>
-            <w:pPr>
-              <w:jc w:val="right"/>
-              <w:rPr>
-                <w:rFonts w:asciiTheme="majorBidi" w:hAnsiTheme="majorBidi" w:cstheme="majorBidi"/>
-              </w:rPr>
-            </w:pPr>
-            <w:r>
-              <w:rPr>
-                <w:rFonts w:asciiTheme="majorBidi" w:hAnsiTheme="majorBidi" w:cstheme="majorBidi"/>
-              </w:rPr>
-              <w:t>UniversitySign</w:t>
-            </w:r>
-            <w:r>
-              <w:rPr>
-                <w:rFonts w:asciiTheme="majorBidi" w:hAnsiTheme="majorBidi" w:cstheme="majorBidi"/>
-              </w:rPr>
-              <w:t>:</w:t>
-            </w:r>
-          </w:p>
-        </w:tc>
-      </w:tr>
-      <w:tr>
-        <w:tc>
-          <w:tcPr>
-            <w:tcW w:w="4675" w:type="dxa"/>
-          </w:tcPr>
-          <w:p>
-            <w:pPr>
-              <w:rPr>
-                <w:rFonts w:asciiTheme="majorBidi" w:hAnsiTheme="majorBidi" w:cstheme="majorBidi"/>
-              </w:rPr>
-            </w:pPr>
-            <w:r>
-              <w:rPr>
-                <w:rFonts w:asciiTheme="majorBidi" w:hAnsiTheme="majorBidi" w:cstheme="majorBidi"/>
-              </w:rPr>
-              <w:fldChar w:fldCharType="begin"/>
-            </w:r>
-            <w:r>
-              <w:rPr>
-                <w:rFonts w:asciiTheme="majorBidi" w:hAnsiTheme="majorBidi" w:cstheme="majorBidi"/>
-              </w:rPr>
-              <w:instrText xml:space="preserve"> MERGEFIELD  InstructorTitle  \* MERGEFORMAT </w:instrText>
-            </w:r>
-            <w:r>
-              <w:rPr>
-                <w:rFonts w:asciiTheme="majorBidi" w:hAnsiTheme="majorBidi" w:cstheme="majorBidi"/>
-              </w:rPr>
-              <w:fldChar w:fldCharType="separate"/>
-            </w:r>
-            <w:r>
-              <w:rPr>
-                <w:rFonts w:asciiTheme="majorBidi" w:hAnsiTheme="majorBidi" w:cstheme="majorBidi"/>
-                <w:noProof/>
-              </w:rPr>
-              <w:t>«InstructorTitle»</w:t>
-            </w:r>
-            <w:r>
-              <w:rPr>
-                <w:rFonts w:asciiTheme="majorBidi" w:hAnsiTheme="majorBidi" w:cstheme="majorBidi"/>
-                <w:noProof/>
-              </w:rPr>
-              <w:fldChar w:fldCharType="end"/>
-            </w:r>
-          </w:p>
-        </w:tc>
-        <w:tc>
-          <w:tcPr>
-            <w:tcW w:w="5040" w:type="dxa"/>
-          </w:tcPr>
-          <w:p>
-            <w:pPr>
-              <w:jc w:val="right"/>
-              <w:rPr>
-                <w:rFonts w:asciiTheme="majorBidi" w:hAnsiTheme="majorBidi" w:cstheme="majorBidi"/>
-              </w:rPr>
-            </w:pPr>
-            <w:r>
-              <w:rPr>
-                <w:rFonts w:asciiTheme="majorBidi" w:hAnsiTheme="majorBidi" w:cstheme="majorBidi"/>
-              </w:rPr>
-              <w:t xml:space="preserve">Dean of  </w:t>
-            </w:r>
-            <w:r>
-              <w:rPr>
-                <w:rFonts w:asciiTheme="majorBidi" w:hAnsiTheme="majorBidi" w:cstheme="majorBidi"/>
-              </w:rPr>
-              <w:fldChar w:fldCharType="begin"/>
-            </w:r>
-            <w:r>
-              <w:rPr>
-                <w:rFonts w:asciiTheme="majorBidi" w:hAnsiTheme="majorBidi" w:cstheme="majorBidi"/>
-              </w:rPr>
-              <w:instrText xml:space="preserve"> MERGEFIELD  Faculty  \* MERGEFORMAT </w:instrText>
-            </w:r>
-            <w:r>
-              <w:rPr>
-                <w:rFonts w:asciiTheme="majorBidi" w:hAnsiTheme="majorBidi" w:cstheme="majorBidi"/>
-              </w:rPr>
-              <w:fldChar w:fldCharType="separate"/>
-            </w:r>
-            <w:r>
-              <w:rPr>
-                <w:rFonts w:asciiTheme="majorBidi" w:hAnsiTheme="majorBidi" w:cstheme="majorBidi"/>
-                <w:noProof/>
-              </w:rPr>
-              <w:t>«Faculty»</w:t>
-            </w:r>
-            <w:r>
-              <w:rPr>
-                <w:rFonts w:asciiTheme="majorBidi" w:hAnsiTheme="majorBidi" w:cstheme="majorBidi"/>
-                <w:noProof/>
-              </w:rPr>
-              <w:fldChar w:fldCharType="end"/>
-            </w:r>
-          </w:p>
-        </w:tc>
-      </w:tr>
-    </w:tbl>
-    <w:p>
-      <w:pPr>
+    <w:p>
+      <w:pPr>
+        <w:spacing w:line="240" w:lineRule="auto"/>
+        <w:jc w:val="right"/>
+        <w:rPr>
+          <w:rFonts w:asciiTheme="majorBidi" w:hAnsiTheme="majorBidi" w:cstheme="majorBidi"/>
+        </w:rPr>
+      </w:pPr>
+      <w:r>
+        <w:rPr>
+          <w:rFonts w:asciiTheme="majorBidi" w:hAnsiTheme="majorBidi" w:cstheme="majorBidi"/>
+        </w:rPr>
+        <w:t>UniversitySign</w:t>
+      </w:r>
+      <w:r>
+        <w:rPr>
+          <w:rFonts w:asciiTheme="majorBidi" w:hAnsiTheme="majorBidi" w:cstheme="majorBidi"/>
+        </w:rPr>
+        <w:t>:</w:t>
+      </w:r>
+    </w:p>
+    <w:p>
+      <w:pPr>
+        <w:spacing w:after="0" w:line="240" w:lineRule="auto"/>
+        <w:jc w:val="right"/>
+        <w:rPr>
+          <w:rFonts w:asciiTheme="majorBidi" w:hAnsiTheme="majorBidi" w:cstheme="majorBidi"/>
+          <w:noProof/>
+        </w:rPr>
+      </w:pPr>
+      <w:r>
+        <w:rPr>
+          <w:rFonts w:asciiTheme="majorBidi" w:hAnsiTheme="majorBidi" w:cstheme="majorBidi"/>
+        </w:rPr>
+        <w:t xml:space="preserve">Dean of </w:t>
+      </w:r>
+      <w:r>
+        <w:rPr>
+          <w:rFonts w:asciiTheme="majorBidi" w:hAnsiTheme="majorBidi" w:cstheme="majorBidi"/>
+        </w:rPr>
+        <w:fldChar w:fldCharType="begin"/>
+      </w:r>
+      <w:r>
+        <w:rPr>
+          <w:rFonts w:asciiTheme="majorBidi" w:hAnsiTheme="majorBidi" w:cstheme="majorBidi"/>
+        </w:rPr>
+        <w:instrText xml:space="preserve"> MERGEFIELD  Faculty  \* MERGEFORMAT </w:instrText>
+      </w:r>
+      <w:r>
+        <w:rPr>
+          <w:rFonts w:asciiTheme="majorBidi" w:hAnsiTheme="majorBidi" w:cstheme="majorBidi"/>
+        </w:rPr>
+        <w:fldChar w:fldCharType="separate"/>
+      </w:r>
+      <w:r>
+        <w:rPr>
+          <w:rFonts w:asciiTheme="majorBidi" w:hAnsiTheme="majorBidi" w:cstheme="majorBidi"/>
+          <w:noProof/>
+        </w:rPr>
+        <w:t>«Faculty»</w:t>
+      </w:r>
+      <w:r>
+        <w:rPr>
+          <w:rFonts w:asciiTheme="majorBidi" w:hAnsiTheme="majorBidi" w:cstheme="majorBidi"/>
+          <w:noProof/>
+        </w:rPr>
+        <w:fldChar w:fldCharType="end"/>
+      </w:r>
+    </w:p>
+    <w:p>
+      <w:pPr>
+        <w:spacing w:after="0" w:line="240" w:lineRule="auto"/>
         <w:rPr>
           <w:rFonts w:asciiTheme="majorBidi" w:hAnsiTheme="majorBidi" w:cstheme="majorBidi"/>
         </w:rPr>

--- a/Automated-Certificate-Creation/Automated-Certificate-Creation/wwwroot/Data/Template.docx
+++ b/Automated-Certificate-Creation/Automated-Certificate-Creation/wwwroot/Data/Template.docx
@@ -459,7 +459,25 @@
         <w:rPr>
           <w:rFonts w:asciiTheme="majorBidi" w:hAnsiTheme="majorBidi" w:cstheme="majorBidi"/>
         </w:rPr>
-        <w:t xml:space="preserve">Course Code: </w:t>
+        <w:t>Course Code</w:t>
+      </w:r>
+      <w:r>
+        <w:rPr>
+          <w:rFonts w:asciiTheme="majorBidi" w:hAnsiTheme="majorBidi" w:cstheme="majorBidi"/>
+        </w:rPr>
+        <w:tab/>
+      </w:r>
+      <w:r>
+        <w:rPr>
+          <w:rFonts w:asciiTheme="majorBidi" w:hAnsiTheme="majorBidi" w:cstheme="majorBidi"/>
+        </w:rPr>
+        <w:tab/>
+      </w:r>
+      <w:r>
+        <w:rPr>
+          <w:rFonts w:asciiTheme="majorBidi" w:hAnsiTheme="majorBidi" w:cstheme="majorBidi"/>
+        </w:rPr>
+        <w:t xml:space="preserve">: </w:t>
       </w:r>
       <w:r>
         <w:rPr>
@@ -505,7 +523,25 @@
         <w:rPr>
           <w:rFonts w:asciiTheme="majorBidi" w:hAnsiTheme="majorBidi" w:cstheme="majorBidi"/>
         </w:rPr>
-        <w:t xml:space="preserve">Department: </w:t>
+        <w:t>Department</w:t>
+      </w:r>
+      <w:r>
+        <w:rPr>
+          <w:rFonts w:asciiTheme="majorBidi" w:hAnsiTheme="majorBidi" w:cstheme="majorBidi"/>
+        </w:rPr>
+        <w:tab/>
+      </w:r>
+      <w:r>
+        <w:rPr>
+          <w:rFonts w:asciiTheme="majorBidi" w:hAnsiTheme="majorBidi" w:cstheme="majorBidi"/>
+        </w:rPr>
+        <w:tab/>
+      </w:r>
+      <w:r>
+        <w:rPr>
+          <w:rFonts w:asciiTheme="majorBidi" w:hAnsiTheme="majorBidi" w:cstheme="majorBidi"/>
+        </w:rPr>
+        <w:t xml:space="preserve">: </w:t>
       </w:r>
       <w:r>
         <w:rPr>
